--- a/sources/veille/serafin-ph/2026-10-07_veille_SERAFIN-PH.docx
+++ b/sources/veille/serafin-ph/2026-10-07_veille_SERAFIN-PH.docx
@@ -431,7 +431,7 @@
                 <w:sz w:val="22"/>
                 <w:szCs w:val="22"/>
               </w:rPr>
-              <w:t xml:space="preserve">atih.sante.fr — Recueil national PH 2025/2026</w:t>
+              <w:t xml:space="preserve">atih.sante.fr — Modalités de financement des ESMS (section Serafin-PH)</w:t>
             </w:r>
           </w:p>
         </w:tc>
@@ -450,7 +450,7 @@
                 <w:sz w:val="22"/>
                 <w:szCs w:val="22"/>
               </w:rPr>
-              <w:t xml:space="preserve">⛔ Inaccessible (404)</w:t>
+              <w:t xml:space="preserve">✅ Consultée le 08/10/2026</w:t>
             </w:r>
           </w:p>
         </w:tc>
@@ -459,18 +459,18 @@
             <w:shd w:fill="EEF2F7" w:color="EEF2F7" w:val="solid"/>
           </w:tcPr>
           <w:p>
-            <w:pPr>
-              <w:jc w:val="left"/>
-            </w:pPr>
-            <w:r>
-              <w:rPr>
-                <w:rFonts w:ascii="Calibri" w:cs="Calibri" w:eastAsia="Calibri" w:hAnsi="Calibri"/>
-                <w:color w:val="1F2937"/>
-                <w:sz w:val="22"/>
-                <w:szCs w:val="22"/>
-              </w:rPr>
-              <w:t xml:space="preserve">atih.sante.fr — URL 404</w:t>
-            </w:r>
+            <w:hyperlink w:history="1" r:id="rIdatih0810corr">
+              <w:r>
+                <w:rPr>
+                  <w:rFonts w:ascii="Calibri" w:cs="Calibri" w:eastAsia="Calibri" w:hAnsi="Calibri"/>
+                  <w:color w:val="1155CC"/>
+                  <w:sz w:val="22"/>
+                  <w:szCs w:val="22"/>
+                  <w:u w:val="single"/>
+                </w:rPr>
+                <w:t xml:space="preserve">Voir la page</w:t>
+              </w:r>
+            </w:hyperlink>
           </w:p>
         </w:tc>
         <w:tc>
@@ -488,7 +488,7 @@
                 <w:sz w:val="22"/>
                 <w:szCs w:val="22"/>
               </w:rPr>
-              <w:t xml:space="preserve">—</w:t>
+              <w:t xml:space="preserve">Page institutionnelle</w:t>
             </w:r>
           </w:p>
         </w:tc>
@@ -529,7 +529,45 @@
           <w:sz w:val="22"/>
           <w:szCs w:val="22"/>
         </w:rPr>
-        <w:t xml:space="preserve">⚠️ Semaine creuse (30/09 – 07/10/2026) : aucune publication nouvelle identifiée sur les sources institutionnelles (handicap.gouv.fr, cnsa.fr, atih.sante.fr). La note présente le contexte de référence le plus récent.</w:t>
+        <w:t xml:space="preserve">⚠️ Aucune publication nouvelle sur SERAFIN-PH dans la fenêtre (30/09 – 07/10/2026). handicap.gouv.fr n'a rien publié depuis le 23/09/2026 ; cnsa.fr a publié deux actualités dans la fenêtre (listing </w:t>
+      </w:r>
+      <w:hyperlink w:history="1" r:id="rIdcnsaactu0810">
+        <w:r>
+          <w:rPr>
+            <w:rFonts w:ascii="Calibri" w:cs="Calibri" w:eastAsia="Calibri" w:hAnsi="Calibri"/>
+            <w:color w:val="1155CC"/>
+            <w:sz w:val="22"/>
+            <w:szCs w:val="22"/>
+            <w:u w:val="single"/>
+          </w:rPr>
+          <w:t xml:space="preserve">cnsa.fr/actualites</w:t>
+        </w:r>
+      </w:hyperlink>
+      <w:r>
+        <w:rPr>
+          <w:rFonts w:ascii="Calibri" w:cs="Calibri" w:eastAsia="Calibri" w:hAnsi="Calibri"/>
+          <w:b w:val="false"/>
+          <w:bCs w:val="false"/>
+          <w:i w:val="false"/>
+          <w:iCs w:val="false"/>
+          <w:color w:val="1F2937"/>
+          <w:sz w:val="22"/>
+          <w:szCs w:val="22"/>
+        </w:rPr>
+        <w:t xml:space="preserve">, consulté le 08/10/2026), sans rapport avec SERAFIN-PH — « soutien aux aidants dans les territoires » (06/10/2026) et « Mobilisation pour l'habitat intermédiaire : la CNSA recrute 5 territoires pilotes » (07/10/2026). La note présente donc le contexte de référence le plus récent sur la réforme.</w:t>
+      </w:r>
+      <w:r>
+        <w:rPr>
+          <w:rFonts w:ascii="Calibri" w:cs="Calibri" w:eastAsia="Calibri" w:hAnsi="Calibri"/>
+          <w:b w:val="false"/>
+          <w:bCs w:val="false"/>
+          <w:i/>
+          <w:iCs/>
+          <w:color w:val="6B7280"/>
+          <w:sz w:val="20"/>
+          <w:szCs w:val="20"/>
+        </w:rPr>
+        <w:t xml:space="preserve"> [Corrigé le 08/10/2026 : la note affirmait « Semaine creuse … aucune publication nouvelle identifiée sur les sources institutionnelles (handicap.gouv.fr, cnsa.fr, atih.sante.fr) ». La conclusion était juste pour SERAFIN-PH et fausse pour les sites : le listing cnsa.fr/actualites porte deux publications dans la fenêtre, dont une du matin même. Ce listing ne figure pas parmi les trois URL consultées, qui sont les trois pages SERAFIN déjà connues, relues]</w:t>
       </w:r>
     </w:p>
     <w:tbl>
@@ -702,7 +740,7 @@
                 <w:sz w:val="22"/>
                 <w:szCs w:val="22"/>
               </w:rPr>
-              <w:t xml:space="preserve">✅ Terminée (mars 2026)</w:t>
+              <w:t xml:space="preserve">🔄 Annoncée pour mars 2026 — achèvement non attesté</w:t>
             </w:r>
           </w:p>
         </w:tc>
@@ -721,7 +759,7 @@
                 <w:sz w:val="22"/>
                 <w:szCs w:val="22"/>
               </w:rPr>
-              <w:t xml:space="preserve">Terminée</w:t>
+              <w:t xml:space="preserve">Mars 2026 (annoncé)</w:t>
             </w:r>
           </w:p>
         </w:tc>
@@ -755,23 +793,23 @@
                 <w:sz w:val="22"/>
                 <w:szCs w:val="22"/>
               </w:rPr>
-              <w:t xml:space="preserve">✅ Terminée (mai 2026)</w:t>
-            </w:r>
-          </w:p>
-        </w:tc>
-        <w:tc>
-          <w:p>
-            <w:pPr>
-              <w:jc w:val="left"/>
-            </w:pPr>
-            <w:r>
-              <w:rPr>
-                <w:rFonts w:ascii="Calibri" w:cs="Calibri" w:eastAsia="Calibri" w:hAnsi="Calibri"/>
-                <w:color w:val="1F2937"/>
-                <w:sz w:val="22"/>
-                <w:szCs w:val="22"/>
-              </w:rPr>
-              <w:t xml:space="preserve">Terminée</w:t>
+              <w:t xml:space="preserve">🔄 Annoncée pour mai 2026 — achèvement non attesté</w:t>
+            </w:r>
+          </w:p>
+        </w:tc>
+        <w:tc>
+          <w:p>
+            <w:pPr>
+              <w:jc w:val="left"/>
+            </w:pPr>
+            <w:r>
+              <w:rPr>
+                <w:rFonts w:ascii="Calibri" w:cs="Calibri" w:eastAsia="Calibri" w:hAnsi="Calibri"/>
+                <w:color w:val="1F2937"/>
+                <w:sz w:val="22"/>
+                <w:szCs w:val="22"/>
+              </w:rPr>
+              <w:t xml:space="preserve">Mai 2026 (annoncé)</w:t>
             </w:r>
           </w:p>
         </w:tc>
@@ -811,7 +849,7 @@
                 <w:sz w:val="22"/>
                 <w:szCs w:val="22"/>
               </w:rPr>
-              <w:t xml:space="preserve">🔄 En cours (automne 2026)</w:t>
+              <w:t xml:space="preserve">🔄 Annoncé pour l'automne 2026 — non attesté</w:t>
             </w:r>
           </w:p>
         </w:tc>
@@ -864,7 +902,7 @@
                 <w:sz w:val="22"/>
                 <w:szCs w:val="22"/>
               </w:rPr>
-              <w:t xml:space="preserve">🔄 En cours (automne 2026)</w:t>
+              <w:t xml:space="preserve">🔄 Annoncé pour l'automne 2026 — non attesté</w:t>
             </w:r>
           </w:p>
         </w:tc>
@@ -920,7 +958,7 @@
                 <w:sz w:val="22"/>
                 <w:szCs w:val="22"/>
               </w:rPr>
-              <w:t xml:space="preserve">✅ Ouvert aux ESMS et ARS depuis le 30/03/2026</w:t>
+              <w:t xml:space="preserve">🔄 Recueil lancé à partir du 30/03/2026 ; ouverture de SIDOBA non datée par les sources</w:t>
             </w:r>
           </w:p>
         </w:tc>
@@ -939,7 +977,7 @@
                 <w:sz w:val="22"/>
                 <w:szCs w:val="22"/>
               </w:rPr>
-              <w:t xml:space="preserve">Opérationnel</w:t>
+              <w:t xml:space="preserve">Non attesté</w:t>
             </w:r>
           </w:p>
         </w:tc>
@@ -981,7 +1019,7 @@
           <w:sz w:val="26"/>
           <w:szCs w:val="26"/>
         </w:rPr>
-        <w:t xml:space="preserve">Réunion du 23 mars 2026 — article publié le 27 mars 2026</w:t>
+        <w:t xml:space="preserve">Réunion du lundi 23 mars 2026 (déduite : la page écrit « Ce lundi » et ne donne pas la date ; le communiqué est publié le vendredi 27 mars 2026) — article publié le 27 mars 2026</w:t>
       </w:r>
     </w:p>
     <w:p>
@@ -1013,7 +1051,20 @@
           <w:sz w:val="22"/>
           <w:szCs w:val="22"/>
         </w:rPr>
-        <w:t xml:space="preserve">Camille Galliard-Minier, ministre déléguée chargée de l'Autonomie et des Personnes handicapées.</w:t>
+        <w:t xml:space="preserve">Camille Galliard-Minier, ministre chargée de l'Autonomie et des Personnes handicapées.</w:t>
+      </w:r>
+      <w:r>
+        <w:rPr>
+          <w:rFonts w:ascii="Calibri" w:cs="Calibri" w:eastAsia="Calibri" w:hAnsi="Calibri"/>
+          <w:b w:val="false"/>
+          <w:bCs w:val="false"/>
+          <w:i/>
+          <w:iCs/>
+          <w:color w:val="6B7280"/>
+          <w:sz w:val="20"/>
+          <w:szCs w:val="20"/>
+        </w:rPr>
+        <w:t xml:space="preserve"> [Corrigé le 08/10/2026 : la note écrivait « ministre déléguée chargée de l'Autonomie » ; le communiqué et deux autres entrées du site ministériel écrivent « ministre chargée de l'Autonomie et des Personnes handicapées », sans « déléguée »]</w:t>
       </w:r>
     </w:p>
     <w:p>
@@ -1071,7 +1122,20 @@
           <w:sz w:val="22"/>
           <w:szCs w:val="22"/>
         </w:rPr>
-        <w:t xml:space="preserve"> pour les ESMS du secteur enfants et adolescents en situation de handicap.</w:t>
+        <w:t xml:space="preserve"> pour les ESMS handicap du secteur « enfant », selon les mots du communiqué.</w:t>
+      </w:r>
+      <w:r>
+        <w:rPr>
+          <w:rFonts w:ascii="Calibri" w:cs="Calibri" w:eastAsia="Calibri" w:hAnsi="Calibri"/>
+          <w:b w:val="false"/>
+          <w:bCs w:val="false"/>
+          <w:i/>
+          <w:iCs/>
+          <w:color w:val="6B7280"/>
+          <w:sz w:val="20"/>
+          <w:szCs w:val="20"/>
+        </w:rPr>
+        <w:t xml:space="preserve"> [Corrigé le 08/10/2026 : la note écrivait « pour les ESMS du secteur enfants et adolescents ». Le communiqué écrit « pour les ESMS (établissement ou service médico-social) handicap du secteur « enfant » », et le mot « adolescents » ne figure sur aucune des trois pages consultées]</w:t>
       </w:r>
     </w:p>
     <w:p>
@@ -1113,7 +1177,7 @@
           <w:sz w:val="22"/>
           <w:szCs w:val="22"/>
         </w:rPr>
-        <w:t xml:space="preserve">Lancement du recueil de données le 30 mars 2026 (SIDOBA ouverte aux établissements et aux ARS).</w:t>
+        <w:t xml:space="preserve">Lancement du recueil de données à partir du 30 mars 2026 ; le communiqué ne nomme pas SIDOBA, l'outil est nommé sur les deux pages de la CNSA.</w:t>
       </w:r>
     </w:p>
     <w:p>
@@ -1476,7 +1540,7 @@
           <w:sz w:val="22"/>
           <w:szCs w:val="22"/>
         </w:rPr>
-        <w:t xml:space="preserve">La page institutionnelle de la CNSA confirme que le recueil ciblé 2026 s'est conduit entre mars et début juillet 2026. Elle mentionne également un </w:t>
+        <w:t xml:space="preserve">La page institutionnelle de la CNSA écrit que le recueil ciblé 2026 « est organisé entre mars et début juillet 2026 ». Elle mentionne également un </w:t>
       </w:r>
       <w:r>
         <w:rPr>
@@ -1516,6 +1580,19 @@
           <w:szCs w:val="22"/>
         </w:rPr>
         <w:t xml:space="preserve">(source secondaire — décret non consulté directement ; texte sur legifrance.fr non vérifié dans cette exécution).</w:t>
+      </w:r>
+      <w:r>
+        <w:rPr>
+          <w:rFonts w:ascii="Calibri" w:cs="Calibri" w:eastAsia="Calibri" w:hAnsi="Calibri"/>
+          <w:b w:val="false"/>
+          <w:bCs w:val="false"/>
+          <w:i/>
+          <w:iCs/>
+          <w:color w:val="6B7280"/>
+          <w:sz w:val="20"/>
+          <w:szCs w:val="20"/>
+        </w:rPr>
+        <w:t xml:space="preserve"> [Corrigé le 08/10/2026 : la note écrivait « confirme que le recueil ciblé 2026 s'est conduit » : la page emploie le présent et décrit une fenêtre prévue, elle n'atteste pas un achèvement. Le point de transparence sur le décret du 13 mai 2026, lui, est exact et conservé tel quel]</w:t>
       </w:r>
     </w:p>
     <w:p>
@@ -1702,7 +1779,7 @@
                 <w:sz w:val="22"/>
                 <w:szCs w:val="22"/>
               </w:rPr>
-              <w:t xml:space="preserve">L'outil de saisie SIDOBA SERAFIN est ouvert aux établissements et aux ARS depuis le 30 mars 2026. Vérifier que votre établissement a bien finalisé la saisie des deux phases du recueil PH 2026.</w:t>
+              <w:t xml:space="preserve">Le recueil PH 2026 a été lancé à partir du 30 mars 2026. L'application SERAFIN-PH dans SIDOBA est décrite par la CNSA comme « en cours de développement » au 17/12/2025, et aucune des sources consultées ne date son ouverture. Vérifier auprès de votre ARS où en est la saisie des deux phases du recueil PH 2026 pour votre établissement.</w:t>
             </w:r>
           </w:p>
         </w:tc>
@@ -1736,7 +1813,20 @@
                 <w:sz w:val="22"/>
                 <w:szCs w:val="22"/>
               </w:rPr>
-              <w:t xml:space="preserve">La mise en œuvre opérationnelle au 1er janvier 2027 concerne les ESMS accompagnant des enfants et adolescents en situation de handicap. Le calendrier pour les autres secteurs (adultes) n'est pas encore confirmé dans les sources consultées.</w:t>
+              <w:t xml:space="preserve">La page institutionnelle de la CNSA écrit que « cette première phase de déploiement du modèle de financement SERAFIN-PH concerne les établissements et services médico-sociaux accompagnant des enfants et jeunes adultes en situation de handicap » : la vague de 2027 englobe donc des jeunes adultes, et pas seulement le secteur enfance. Le calendrier des ESMS pour adultes n'est pas confirmé dans les sources consultées.</w:t>
+            </w:r>
+            <w:r>
+              <w:rPr>
+                <w:rFonts w:ascii="Calibri" w:cs="Calibri" w:eastAsia="Calibri" w:hAnsi="Calibri"/>
+                <w:b w:val="false"/>
+                <w:bCs w:val="false"/>
+                <w:i/>
+                <w:iCs/>
+                <w:color w:val="6B7280"/>
+                <w:sz w:val="20"/>
+                <w:szCs w:val="20"/>
+              </w:rPr>
+              <w:t xml:space="preserve"> [Corrigé le 08/10/2026 : la note écrivait « des enfants et adolescents » et concluait que « le calendrier pour les autres secteurs (adultes) n'est pas encore confirmé » : le mot « adolescents » compte zéro occurrence sur les trois pages, « jeunes adultes » en compte deux sur la page qui définit le périmètre, et l'écart n'est pas de style — il décide si des majeurs maintenus en établissement pour enfants entrent dans la première vague. L'édition du 23/09/2026 portait la phrase nette « Les ESMS adultes ne sont PAS concernés par cette première phase »]</w:t>
             </w:r>
           </w:p>
         </w:tc>
@@ -1776,7 +1866,20 @@
                 <w:sz w:val="22"/>
                 <w:szCs w:val="22"/>
               </w:rPr>
-              <w:t xml:space="preserve">Le modèle retenu articule une DOTATION GLOBALE (socle) et une DOTATION COMPLÉMENTAIRE (six variables issues de la Phase 2 du recueil). Ne pas confondre avec une « allocation complémentaire » : c'est bien le terme DOTATION COMPLÉMENTAIRE qui fait norme.</w:t>
+              <w:t xml:space="preserve">Trois vocabulaires coexistent selon la source. Le communiqué parle de « dotation globale » (et y range le financement des transports). L'actualité de la CNSA parle de « dotation complémentaire (six variables) ». La page de l'ATIH, maîtrise d'œuvre technique du modèle, écrit : « Le modèle retenu est composé : d'une part principale finançant la capacité à accompagner ; d'une part modulation … », et réserve « financements complémentaires » aux accompagnements non encore inclus dans le modèle. Vérifier lequel des trois emploie votre interlocuteur avant de reprendre un terme.</w:t>
+            </w:r>
+            <w:r>
+              <w:rPr>
+                <w:rFonts w:ascii="Calibri" w:cs="Calibri" w:eastAsia="Calibri" w:hAnsi="Calibri"/>
+                <w:b w:val="false"/>
+                <w:bCs w:val="false"/>
+                <w:i/>
+                <w:iCs/>
+                <w:color w:val="6B7280"/>
+                <w:sz w:val="20"/>
+                <w:szCs w:val="20"/>
+              </w:rPr>
+              <w:t xml:space="preserve"> [Corrigé le 08/10/2026 : la note tranchait « c'est bien le terme DOTATION COMPLÉMENTAIRE qui fait norme » — une affirmation normative appuyée sur aucune des trois pages consultées, et démentie par la page de l'ATIH que la note déclarait inaccessible]</w:t>
             </w:r>
           </w:p>
         </w:tc>
@@ -1794,23 +1897,36 @@
                 <w:sz w:val="22"/>
                 <w:szCs w:val="22"/>
               </w:rPr>
-              <w:t xml:space="preserve">ATIH — sources inaccessibles (404)</w:t>
-            </w:r>
-          </w:p>
-        </w:tc>
-        <w:tc>
-          <w:p>
-            <w:pPr>
-              <w:jc w:val="left"/>
-            </w:pPr>
-            <w:r>
-              <w:rPr>
-                <w:rFonts w:ascii="Calibri" w:cs="Calibri" w:eastAsia="Calibri" w:hAnsi="Calibri"/>
-                <w:color w:val="1F2937"/>
-                <w:sz w:val="22"/>
-                <w:szCs w:val="22"/>
-              </w:rPr>
-              <w:t xml:space="preserve">Les pages ATIH du recueil national PH 2025 et 2026 renvoient une erreur 404. L'ATIH semble avoir réorganisé ses rubriques. Consulter directement atih.sante.fr pour trouver la page en vigueur.</w:t>
+              <w:t xml:space="preserve">ATIH — page en vigueur retrouvée</w:t>
+            </w:r>
+          </w:p>
+        </w:tc>
+        <w:tc>
+          <w:p>
+            <w:pPr>
+              <w:jc w:val="left"/>
+            </w:pPr>
+            <w:r>
+              <w:rPr>
+                <w:rFonts w:ascii="Calibri" w:cs="Calibri" w:eastAsia="Calibri" w:hAnsi="Calibri"/>
+                <w:color w:val="1F2937"/>
+                <w:sz w:val="22"/>
+                <w:szCs w:val="22"/>
+              </w:rPr>
+              <w:t xml:space="preserve">La page de l'ATIH en vigueur est « Modalités pour les établissements et services médico-sociaux », accessible en deux clics depuis le plan du site (HTTP 200, 13 525 caractères, consultée le 08/10/2026). Elle porte une section « Réforme du financement des établissements pour personnes handicapées - Serafin-PH » qui décrit le modèle retenu et les recueils de données déjà exploités par l'Agence.</w:t>
+            </w:r>
+            <w:r>
+              <w:rPr>
+                <w:rFonts w:ascii="Calibri" w:cs="Calibri" w:eastAsia="Calibri" w:hAnsi="Calibri"/>
+                <w:b w:val="false"/>
+                <w:bCs w:val="false"/>
+                <w:i/>
+                <w:iCs/>
+                <w:color w:val="6B7280"/>
+                <w:sz w:val="20"/>
+                <w:szCs w:val="20"/>
+              </w:rPr>
+              <w:t xml:space="preserve"> [Corrigé le 08/10/2026 : la note déclarait « Les pages ATIH du recueil national PH 2025 et 2026 renvoient une erreur 404 » et renvoyait le lecteur chercher lui-même la page en vigueur, sans donner une seule adresse — ni celles qui auraient répondu 404, ni celle à consulter. Le document ne consigne pas les URL testées : l'erreur 404 n'était donc pas vérifiable, et la passe A du contrôle commun refusait le document pour un site cité comme source dont aucune page n'est listée. La page en vigueur est désormais citée, testée et listée]</w:t>
             </w:r>
           </w:p>
         </w:tc>
@@ -1858,7 +1974,7 @@
           <w:sz w:val="22"/>
           <w:szCs w:val="22"/>
         </w:rPr>
-        <w:t xml:space="preserve">[x] FAIT — 30 mars 2026 : Ouverture de SIDOBA aux établissements et ARS (recueil PH 2026).</w:t>
+        <w:t xml:space="preserve">[ ] Annoncé — 30 mars 2026 : lancement du recueil PH 2026 (l'ouverture de SIDOBA n'est datée par aucune source).</w:t>
       </w:r>
     </w:p>
     <w:p>
@@ -1881,7 +1997,7 @@
           <w:sz w:val="22"/>
           <w:szCs w:val="22"/>
         </w:rPr>
-        <w:t xml:space="preserve">[x] FAIT — Mars 2026 : Phase 1 du recueil PH 2026 (caractéristiques des places).</w:t>
+        <w:t xml:space="preserve">[ ] Annoncé — Courant mars 2026 : Phase 1 du recueil PH 2026 (caractéristiques des places), sous réserve de validation CNIL.</w:t>
       </w:r>
     </w:p>
     <w:p>
@@ -1904,7 +2020,7 @@
           <w:sz w:val="22"/>
           <w:szCs w:val="22"/>
         </w:rPr>
-        <w:t xml:space="preserve">[x] FAIT — Mai 2026 : Phase 2 du recueil PH 2026 (indicateurs dotation complémentaire).</w:t>
+        <w:t xml:space="preserve">[ ] Annoncé — Courant mai 2026 : Phase 2 du recueil PH 2026 (indicateurs dotation complémentaire), sous réserve de validation CNIL.</w:t>
       </w:r>
     </w:p>
     <w:p>
@@ -1950,7 +2066,7 @@
           <w:sz w:val="22"/>
           <w:szCs w:val="22"/>
         </w:rPr>
-        <w:t xml:space="preserve">[ ] À venir — 1er janvier 2027 : Mise en œuvre opérationnelle de la réforme tarifaire SERAFIN-PH pour les ESMS du secteur enfants et adolescents.</w:t>
+        <w:t xml:space="preserve">[ ] À venir — 1er janvier 2027 : Mise en œuvre opérationnelle de la réforme tarifaire SERAFIN-PH pour les ESMS accompagnant des enfants et jeunes adultes en situation de handicap.</w:t>
       </w:r>
     </w:p>
     <w:p>
@@ -2066,7 +2182,7 @@
                 <w:sz w:val="22"/>
                 <w:szCs w:val="22"/>
               </w:rPr>
-              <w:t xml:space="preserve">Préside le comité stratégique SERAFIN-PH. Valide les orientations politiques de la réforme tarifaire. En 2026 : Camille Galliard-Minier (ministre déléguée chargée de l'Autonomie et des Personnes handicapées).</w:t>
+              <w:t xml:space="preserve">Préside le comité stratégique SERAFIN-PH. Valide les orientations politiques de la réforme tarifaire. En 2026 : Camille Galliard-Minier (ministre chargée de l'Autonomie et des Personnes handicapées).</w:t>
             </w:r>
           </w:p>
         </w:tc>
@@ -2407,7 +2523,7 @@
                 <w:sz w:val="22"/>
                 <w:szCs w:val="22"/>
               </w:rPr>
-              <w:t xml:space="preserve">Semaine creuse — aucune publication nouvelle dans la fenêtre</w:t>
+              <w:t xml:space="preserve">Aucune publication SERAFIN-PH dans la fenêtre ; deux actualités CNSA hors sujet (06 et 07/10/2026)</w:t>
             </w:r>
           </w:p>
         </w:tc>
@@ -2447,7 +2563,7 @@
                 <w:sz w:val="22"/>
                 <w:szCs w:val="22"/>
               </w:rPr>
-              <w:t xml:space="preserve">3/4 (handicap.gouv.fr, cnsa.fr ×2)</w:t>
+              <w:t xml:space="preserve">4/4 (handicap.gouv.fr, cnsa.fr ×2, atih.sante.fr) + le listing cnsa.fr/actualites</w:t>
             </w:r>
           </w:p>
         </w:tc>
@@ -2481,12 +2597,228 @@
                 <w:sz w:val="22"/>
                 <w:szCs w:val="22"/>
               </w:rPr>
-              <w:t xml:space="preserve">1/4 — ATIH (404)</w:t>
+              <w:t xml:space="preserve">0/4</w:t>
             </w:r>
           </w:p>
         </w:tc>
       </w:tr>
     </w:tbl>
+    <w:p>
+      <w:pPr>
+        <w:spacing w:before="360" w:after="160" w:line="276"/>
+      </w:pPr>
+      <w:r>
+        <w:rPr>
+          <w:rFonts w:ascii="Calibri" w:cs="Calibri" w:eastAsia="Calibri" w:hAnsi="Calibri"/>
+          <w:b/>
+          <w:bCs/>
+          <w:i w:val="false"/>
+          <w:iCs w:val="false"/>
+          <w:color w:val="1B3A6B"/>
+          <w:sz w:val="26"/>
+          <w:szCs w:val="26"/>
+        </w:rPr>
+        <w:t xml:space="preserve">📝 Journal des corrections (08/10/2026)</w:t>
+      </w:r>
+    </w:p>
+    <w:p>
+      <w:pPr>
+        <w:spacing w:after="120" w:line="276"/>
+      </w:pPr>
+      <w:r>
+        <w:rPr>
+          <w:rFonts w:ascii="Calibri" w:cs="Calibri" w:eastAsia="Calibri" w:hAnsi="Calibri"/>
+          <w:b w:val="false"/>
+          <w:bCs w:val="false"/>
+          <w:i w:val="false"/>
+          <w:iCs w:val="false"/>
+          <w:color w:val="1F2937"/>
+          <w:sz w:val="22"/>
+          <w:szCs w:val="22"/>
+        </w:rPr>
+        <w:t xml:space="preserve">Relecture du 08/10/2026. Les trois pages listées ont été rouvertes (toutes en HTTP 200), ainsi que les deux listings d'actualités (cnsa.fr/actualites et le fil de presse de handicap.gouv.fr) et la page de l'ATIH que la note déclarait inaccessible. ⚠️ handicap.gouv.fr est illisible par curl — la page rend 117 caractères de texte derrière un défi JavaScript anti-robot : sa vérification passe obligatoirement par un navigateur. Huit corrections. Les formulations d'origine sont conservées ci-dessous et signalées dans le texte par un marqueur daté.</w:t>
+      </w:r>
+    </w:p>
+    <w:p>
+      <w:pPr>
+        <w:spacing w:after="120" w:line="276"/>
+      </w:pPr>
+      <w:r>
+        <w:rPr>
+          <w:rFonts w:ascii="Calibri" w:cs="Calibri" w:eastAsia="Calibri" w:hAnsi="Calibri"/>
+          <w:b w:val="false"/>
+          <w:bCs w:val="false"/>
+          <w:i w:val="false"/>
+          <w:iCs w:val="false"/>
+          <w:color w:val="1F2937"/>
+          <w:sz w:val="20"/>
+          <w:szCs w:val="20"/>
+        </w:rPr>
+        <w:t xml:space="preserve">1. ATIH — la note citait l'Agence comme source, lui donnait un statut « ⛔ Inaccessible (404) », une ligne de vigilance et une ligne de décompte, sans jamais donner une seule adresse : ni les URL qui auraient répondu 404, ni la page à consulter. L'erreur 404 n'était donc pas vérifiable, et la passe A du contrôle commun refusait le document — un site cité comme source dont aucune page n'est listée. La page en vigueur, « Modalités pour les établissements et services médico-sociaux », est à deux clics du plan du site : elle est désormais citée, listée et testée (HTTP 200, 13 525 caractères, 08/10/2026), et elle porte une section Serafin-PH. Le décompte passe de 3/4 consultées et 1/4 inaccessible à 4/4 et 0/4.</w:t>
+      </w:r>
+    </w:p>
+    <w:p>
+      <w:pPr>
+        <w:spacing w:after="120" w:line="276"/>
+      </w:pPr>
+      <w:r>
+        <w:rPr>
+          <w:rFonts w:ascii="Calibri" w:cs="Calibri" w:eastAsia="Calibri" w:hAnsi="Calibri"/>
+          <w:b w:val="false"/>
+          <w:bCs w:val="false"/>
+          <w:i w:val="false"/>
+          <w:iCs w:val="false"/>
+          <w:color w:val="1F2937"/>
+          <w:sz w:val="20"/>
+          <w:szCs w:val="20"/>
+        </w:rPr>
+        <w:t xml:space="preserve">2. « Semaine creuse » — « aucune publication nouvelle identifiée sur les sources institutionnelles (handicap.gouv.fr, cnsa.fr, atih.sante.fr) » était vrai du thème et faux des sites : handicap.gouv.fr n'a effectivement rien publié depuis le 23/09/2026, mais cnsa.fr a publié deux actualités dans la fenêtre — « soutien aux aidants dans les territoires » le 06/10/2026 et « Mobilisation pour l'habitat intermédiaire » le 07/10/2026, le matin même de l'exécution. Aucune ne concerne SERAFIN-PH. Le constat est restreint au thème et les deux publications sont nommées. Cause : les trois URL consultées sont les trois pages SERAFIN déjà connues, relues ; le listing d'actualités n'y figure pas.</w:t>
+      </w:r>
+    </w:p>
+    <w:p>
+      <w:pPr>
+        <w:spacing w:after="120" w:line="276"/>
+      </w:pPr>
+      <w:r>
+        <w:rPr>
+          <w:rFonts w:ascii="Calibri" w:cs="Calibri" w:eastAsia="Calibri" w:hAnsi="Calibri"/>
+          <w:b w:val="false"/>
+          <w:bCs w:val="false"/>
+          <w:i w:val="false"/>
+          <w:iCs w:val="false"/>
+          <w:color w:val="1F2937"/>
+          <w:sz w:val="20"/>
+          <w:szCs w:val="20"/>
+        </w:rPr>
+        <w:t xml:space="preserve">3. Le périmètre de la première vague — « les ESMS du secteur enfants et adolescents » : le mot « adolescents » compte zéro occurrence sur les trois pages. Le communiqué écrit « les ESMS handicap du secteur « enfant » » ; la page institutionnelle de la CNSA, dans la phrase qui définit le périmètre, écrit « des enfants et jeunes adultes en situation de handicap », deux fois. L'écart n'est pas de style : il décide si des majeurs maintenus en établissement pour enfants entrent dans la vague de 2027. Trois passages corrigés (décision du comité, ligne de vigilance, agenda).</w:t>
+      </w:r>
+    </w:p>
+    <w:p>
+      <w:pPr>
+        <w:spacing w:after="120" w:line="276"/>
+      </w:pPr>
+      <w:r>
+        <w:rPr>
+          <w:rFonts w:ascii="Calibri" w:cs="Calibri" w:eastAsia="Calibri" w:hAnsi="Calibri"/>
+          <w:b w:val="false"/>
+          <w:bCs w:val="false"/>
+          <w:i w:val="false"/>
+          <w:iCs w:val="false"/>
+          <w:color w:val="1F2937"/>
+          <w:sz w:val="20"/>
+          <w:szCs w:val="20"/>
+        </w:rPr>
+        <w:t xml:space="preserve">4. Le titre de la ministre — « ministre déléguée chargée de l'Autonomie et des Personnes handicapées » → « ministre chargée de l'Autonomie et des Personnes handicapées », tel que l'écrivent le communiqué et deux autres entrées du site ministériel. Deux passages corrigés.</w:t>
+      </w:r>
+    </w:p>
+    <w:p>
+      <w:pPr>
+        <w:spacing w:after="120" w:line="276"/>
+      </w:pPr>
+      <w:r>
+        <w:rPr>
+          <w:rFonts w:ascii="Calibri" w:cs="Calibri" w:eastAsia="Calibri" w:hAnsi="Calibri"/>
+          <w:b w:val="false"/>
+          <w:bCs w:val="false"/>
+          <w:i w:val="false"/>
+          <w:iCs w:val="false"/>
+          <w:color w:val="1F2937"/>
+          <w:sz w:val="20"/>
+          <w:szCs w:val="20"/>
+        </w:rPr>
+        <w:t xml:space="preserve">5. Le tableau de bord et l'agenda — six statuts qu'aucune page n'atteste : « ✅ Terminée (mars 2026) », « ✅ Terminée (mai 2026) », « ✅ Ouvert aux ESMS et ARS depuis le 30/03/2026 », deux « 🔄 En cours (automne 2026) », « Opérationnel », et trois « [x] FAIT » à l'agenda. Les sources disent : « Sous réserve de validation par les autorités administratives compétentes (CNIL notamment), cette collecte de données se déroulera en deux phases … Courant mars 2026 … Courant mai 2026 » (CNSA, 17/12/2025) ; « Un recueil ciblé … est organisé entre mars et début juillet 2026 » (page institutionnelle, au présent) ; et SIDOBA y est « une application spécifique en cours de développement » au 17/12/2025, sans date d'ouverture. Aucune page ne dit qu'une phase est terminée ni que SIDOBA est ouverte : les statuts repassent au régime annoncé, avec la réserve CNIL rétablie.</w:t>
+      </w:r>
+    </w:p>
+    <w:p>
+      <w:pPr>
+        <w:spacing w:after="120" w:line="276"/>
+      </w:pPr>
+      <w:r>
+        <w:rPr>
+          <w:rFonts w:ascii="Calibri" w:cs="Calibri" w:eastAsia="Calibri" w:hAnsi="Calibri"/>
+          <w:b w:val="false"/>
+          <w:bCs w:val="false"/>
+          <w:i w:val="false"/>
+          <w:iCs w:val="false"/>
+          <w:color w:val="1F2937"/>
+          <w:sz w:val="20"/>
+          <w:szCs w:val="20"/>
+        </w:rPr>
+        <w:t xml:space="preserve">6. Source 3 — « confirme que le recueil ciblé 2026 s'est conduit entre mars et début juillet 2026 » → « écrit que le recueil ciblé 2026 est organisé entre mars et début juillet 2026 ». La page emploie le présent et décrit une fenêtre prévue. Le point de transparence sur le décret du 13 mai 2026 (« source secondaire — décret non consulté directement ») est exact et conservé tel quel ; il lui manque son numéro, que l'édition du 23/09/2026 donnait et qui n'a pas été vérifié pendant cette relecture.</w:t>
+      </w:r>
+    </w:p>
+    <w:p>
+      <w:pPr>
+        <w:spacing w:after="120" w:line="276"/>
+      </w:pPr>
+      <w:r>
+        <w:rPr>
+          <w:rFonts w:ascii="Calibri" w:cs="Calibri" w:eastAsia="Calibri" w:hAnsi="Calibri"/>
+          <w:b w:val="false"/>
+          <w:bCs w:val="false"/>
+          <w:i w:val="false"/>
+          <w:iCs w:val="false"/>
+          <w:color w:val="1F2937"/>
+          <w:sz w:val="20"/>
+          <w:szCs w:val="20"/>
+        </w:rPr>
+        <w:t xml:space="preserve">7. La date de la réunion et l'outil SIDOBA — « Réunion du 23 mars 2026 » était une déduction juste mais non déclarée : la page écrit « Ce lundi » et ne donne pas la date, le communiqué étant publié le vendredi 27 mars 2026. La déduction est désormais explicite. Et l'ouverture de SIDOBA était rangée parmi les « Étapes annoncées lors du comité » alors que le mot « SIDOBA » compte zéro occurrence sur le communiqué : il est nommé sur les deux pages de la CNSA. L'attribution est rétablie, à deux endroits.</w:t>
+      </w:r>
+    </w:p>
+    <w:p>
+      <w:pPr>
+        <w:spacing w:after="120" w:line="276"/>
+      </w:pPr>
+      <w:r>
+        <w:rPr>
+          <w:rFonts w:ascii="Calibri" w:cs="Calibri" w:eastAsia="Calibri" w:hAnsi="Calibri"/>
+          <w:b w:val="false"/>
+          <w:bCs w:val="false"/>
+          <w:i w:val="false"/>
+          <w:iCs w:val="false"/>
+          <w:color w:val="1F2937"/>
+          <w:sz w:val="20"/>
+          <w:szCs w:val="20"/>
+        </w:rPr>
+        <w:t xml:space="preserve">8. Le vocabulaire du modèle — « c'est bien le terme DOTATION COMPLÉMENTAIRE qui fait norme » était la seule affirmation normative de la note, appuyée sur aucune des trois pages consultées et démentie par la page de l'ATIH que la note déclarait inaccessible : « Le modèle retenu est composé : d'une part principale finançant la capacité à accompagner ; d'une part modulation … », l'ATIH réservant « financements complémentaires » aux accompagnements non encore inclus. Les trois vocabulaires sont désormais exposés côte à côte.</w:t>
+      </w:r>
+    </w:p>
+    <w:p>
+      <w:pPr>
+        <w:spacing w:after="120" w:line="276"/>
+      </w:pPr>
+      <w:r>
+        <w:rPr>
+          <w:rFonts w:ascii="Calibri" w:cs="Calibri" w:eastAsia="Calibri" w:hAnsi="Calibri"/>
+          <w:b w:val="false"/>
+          <w:bCs w:val="false"/>
+          <w:i w:val="false"/>
+          <w:iCs w:val="false"/>
+          <w:color w:val="1F2937"/>
+          <w:sz w:val="20"/>
+          <w:szCs w:val="20"/>
+        </w:rPr>
+        <w:t xml:space="preserve">Non ajouté, et signalé pour mémoire : quatre éléments utiles figurent sur les pages consultées et ne sont pas repris dans cette note, dont la correction n'a pas changé le périmètre — « chaque établissement … devra se préparer au recueil de données et mettre en place des outils de pilotage adaptés » ; « intégrer notamment la question du financement des transports dans la dotation globale » ; « plusieurs groupes de travail dédiés … aux éléments de preuve permettant de confirmer l'auto-évaluation des structures » (communiqué du 27/03/2026) ; et le périmètre d'exclusion de la page institutionnelle — « certains financements portés par les ESMS ne sont pour le moment pas intégrés au périmètre de la réforme … équipes mobiles, dispositifs d'appui à la scolarisation (PAS, DAR, UEMA…), plateformes de répit ».</w:t>
+      </w:r>
+    </w:p>
+    <w:p>
+      <w:pPr>
+        <w:spacing w:after="120" w:line="276"/>
+      </w:pPr>
+      <w:r>
+        <w:rPr>
+          <w:rFonts w:ascii="Calibri" w:cs="Calibri" w:eastAsia="Calibri" w:hAnsi="Calibri"/>
+          <w:b w:val="false"/>
+          <w:bCs w:val="false"/>
+          <w:i/>
+          <w:iCs/>
+          <w:color w:val="6B7280"/>
+          <w:sz w:val="20"/>
+          <w:szCs w:val="20"/>
+        </w:rPr>
+        <w:t xml:space="preserve">Correctif du correctif, même jour : les deux titres d'actualités CNSA cités dans le bandeau étaient prêtés à cnsa.fr sans qu'aucune page listée ne les porte — la passe ㉖ du contrôle commun a refusé le document, à raison. Le listing cnsa.fr/actualites, qui est la page où les deux publications ont été vues et qui manquait aux sources de la note d'origine, est désormais cité et listé.</w:t>
+      </w:r>
+    </w:p>
     <w:sectPr>
       <w:pgSz w:w="11906" w:h="16838" w:orient="portrait"/>
       <w:pgMar w:top="720" w:right="900" w:bottom="720" w:left="900" w:header="708" w:footer="708" w:gutter="0"/>
